--- a/files/КП МДК.02.01 2026 (лист задания).docx
+++ b/files/КП МДК.02.01 2026 (лист задания).docx
@@ -292,7 +292,6 @@
           <w:sz w:val="28"/>
           <w:szCs w:val="28"/>
           <w:u w:val="single"/>
-          <w:lang w:val="en-US"/>
         </w:rPr>
         <w:t>3</w:t>
       </w:r>
@@ -1618,7 +1617,22 @@
           <w:color w:val="000000"/>
           <w:u w:val="single"/>
         </w:rPr>
-        <w:t xml:space="preserve"> - защита курсового проекта</w:t>
+        <w:t xml:space="preserve"> </w:t>
+      </w:r>
+      <w:r>
+        <w:rPr>
+          <w:u w:val="single"/>
+        </w:rPr>
+        <w:t>–</w:t>
+      </w:r>
+      <w:bookmarkStart w:id="0" w:name="_GoBack"/>
+      <w:bookmarkEnd w:id="0"/>
+      <w:r>
+        <w:rPr>
+          <w:color w:val="000000"/>
+          <w:u w:val="single"/>
+        </w:rPr>
+        <w:t xml:space="preserve"> защита курсового проекта</w:t>
       </w:r>
       <w:r>
         <w:rPr>
@@ -2462,12 +2476,9 @@
           <w:sz w:val="28"/>
           <w:szCs w:val="28"/>
           <w:u w:val="single"/>
-          <w:lang w:val="en-US"/>
         </w:rPr>
         <w:t>3</w:t>
       </w:r>
-      <w:bookmarkStart w:id="0" w:name="_GoBack"/>
-      <w:bookmarkEnd w:id="0"/>
       <w:proofErr w:type="gramEnd"/>
       <w:r>
         <w:rPr>
